--- a/docs/anketa_akimai.docx
+++ b/docs/anketa_akimai.docx
@@ -12,7 +12,7 @@
     </w:p>
     <w:p>
       <w:r>
-        <w:t>Реализованная схема · версия 4 · 25.10.2026</w:t>
+        <w:t>Реализованная схема · версия 4 · 26.10.2026</w:t>
       </w:r>
     </w:p>
     <w:p>
@@ -835,7 +835,7 @@
     </w:p>
     <w:p>
       <w:r>
-        <w:t>Обычная кнопка записывает заранее заданные факты. Свободный текст передаётся извлечению фактов: модель Яндекса получает текущий вопрос, уже известный профиль и последнее сообщение; каждый факт должен подтверждаться фрагментом именно этого сообщения. Сервер проверяет допустимые поля и диапазоны. Если нужное поле не определено, текущий вопрос остаётся открытым. При недоступности ИИ действует ограниченное локальное распознавание. Для нестандартного агрографика текст сохраняется в cashflow_details, а cashflow_cycle становится unknown, если ИИ не смог его классифицировать.</w:t>
+        <w:t>Обычная кнопка записывает заранее заданные факты. Свободный текст передаётся извлечению фактов: модель Yandex AI Studio получает текущий вопрос, уже известный профиль и последнее сообщение; каждый факт должен подтверждаться фрагментом именно этого сообщения. Вызов идёт через https://ai.api.cloud.yandex.net/v1 с моделью gpt://&lt;folder_id&gt;/yandexgpt/latest. Сервер проверяет допустимые поля и диапазоны. После ответа модели запускается локальное безопасное распознавание очевидных фраз: например, «нашел объект» означает asset_status=ready, «пока ищем объект» — asset_status=search, «оплата по этапам» — asset_status=staged. Локальный результат только дополняет пустые поля модели. Если провайдер недоступен, JSON невалиден или запрос длится более 8 секунд, используется этот fallback. Если нужное поле не определено, текущий вопрос остаётся открытым. Для нестандартного агрографика текст сохраняется в cashflow_details, а cashflow_cycle становится unknown, если ИИ не смог его классифицировать.</w:t>
       </w:r>
     </w:p>
     <w:p>
